--- a/docs/RAD-SMART_Research_Report.docx
+++ b/docs/RAD-SMART_Research_Report.docx
@@ -38,7 +38,7 @@
           <w:b w:val="0"/>
           <w:i w:val="0"/>
         </w:rPr>
-        <w:t>Problem owner and doctor partner: Dr Akshay Dinesan, Manipal · Technology team: [names to be added] · Version 1.1, 21 September 2026 (updated with the department's answers)</w:t>
+        <w:t>Team leader, problem owner and doctor partner: Dr Akshay Dinesan, Manipal · Technical lead: Abhinand T M · Team: P S Raghotham Rao, Dr Shirley Lewis Salins, Dr Umesh Velu · Version 1.1, 21 September 2026 (updated with the department's answers)</w:t>
       </w:r>
     </w:p>
     <w:p>
@@ -18611,7 +18611,7 @@
       <w:tr>
         <w:tc>
           <w:tcPr>
-            <w:tcW w:type="dxa" w:w="2855"/>
+            <w:tcW w:type="dxa" w:w="3416"/>
             <w:shd w:val="clear" w:color="auto" w:fill="E8EFF9"/>
           </w:tcPr>
           <w:p>
@@ -18630,7 +18630,7 @@
         </w:tc>
         <w:tc>
           <w:tcPr>
-            <w:tcW w:type="dxa" w:w="2993"/>
+            <w:tcW w:type="dxa" w:w="2746"/>
             <w:shd w:val="clear" w:color="auto" w:fill="E8EFF9"/>
           </w:tcPr>
           <w:p>
@@ -18649,7 +18649,7 @@
         </w:tc>
         <w:tc>
           <w:tcPr>
-            <w:tcW w:type="dxa" w:w="3789"/>
+            <w:tcW w:type="dxa" w:w="3476"/>
             <w:shd w:val="clear" w:color="auto" w:fill="E8EFF9"/>
           </w:tcPr>
           <w:p>
@@ -18670,25 +18670,25 @@
       <w:tr>
         <w:tc>
           <w:tcPr>
-            <w:tcW w:type="dxa" w:w="2855"/>
-          </w:tcPr>
-          <w:p>
-            <w:pPr>
-              <w:spacing w:after="0"/>
-            </w:pPr>
-            <w:r>
-              <w:rPr>
-                <w:b w:val="0"/>
-                <w:i w:val="0"/>
-                <w:sz w:val="18"/>
-              </w:rPr>
-              <w:t>Doctor partner and clinical owner</w:t>
-            </w:r>
-          </w:p>
-        </w:tc>
-        <w:tc>
-          <w:tcPr>
-            <w:tcW w:type="dxa" w:w="2993"/>
+            <w:tcW w:type="dxa" w:w="3416"/>
+          </w:tcPr>
+          <w:p>
+            <w:pPr>
+              <w:spacing w:after="0"/>
+            </w:pPr>
+            <w:r>
+              <w:rPr>
+                <w:b w:val="0"/>
+                <w:i w:val="0"/>
+                <w:sz w:val="18"/>
+              </w:rPr>
+              <w:t>Team leader, doctor partner and clinical owner</w:t>
+            </w:r>
+          </w:p>
+        </w:tc>
+        <w:tc>
+          <w:tcPr>
+            <w:tcW w:type="dxa" w:w="2746"/>
           </w:tcPr>
           <w:p>
             <w:pPr>
@@ -18706,7 +18706,7 @@
         </w:tc>
         <w:tc>
           <w:tcPr>
-            <w:tcW w:type="dxa" w:w="3789"/>
+            <w:tcW w:type="dxa" w:w="3476"/>
           </w:tcPr>
           <w:p>
             <w:pPr>
@@ -18726,7 +18726,7 @@
       <w:tr>
         <w:tc>
           <w:tcPr>
-            <w:tcW w:type="dxa" w:w="2855"/>
+            <w:tcW w:type="dxa" w:w="3416"/>
           </w:tcPr>
           <w:p>
             <w:pPr>
@@ -18744,25 +18744,25 @@
         </w:tc>
         <w:tc>
           <w:tcPr>
-            <w:tcW w:type="dxa" w:w="2993"/>
-          </w:tcPr>
-          <w:p>
-            <w:pPr>
-              <w:spacing w:after="0"/>
-            </w:pPr>
-            <w:r>
-              <w:rPr>
-                <w:b w:val="0"/>
-                <w:i w:val="0"/>
-                <w:sz w:val="18"/>
-              </w:rPr>
-              <w:t>[name]</w:t>
-            </w:r>
-          </w:p>
-        </w:tc>
-        <w:tc>
-          <w:tcPr>
-            <w:tcW w:type="dxa" w:w="3789"/>
+            <w:tcW w:type="dxa" w:w="2746"/>
+          </w:tcPr>
+          <w:p>
+            <w:pPr>
+              <w:spacing w:after="0"/>
+            </w:pPr>
+            <w:r>
+              <w:rPr>
+                <w:b w:val="0"/>
+                <w:i w:val="0"/>
+                <w:sz w:val="18"/>
+              </w:rPr>
+              <w:t>Abhinand T M</w:t>
+            </w:r>
+          </w:p>
+        </w:tc>
+        <w:tc>
+          <w:tcPr>
+            <w:tcW w:type="dxa" w:w="3476"/>
           </w:tcPr>
           <w:p>
             <w:pPr>
@@ -18782,43 +18782,43 @@
       <w:tr>
         <w:tc>
           <w:tcPr>
-            <w:tcW w:type="dxa" w:w="2855"/>
-          </w:tcPr>
-          <w:p>
-            <w:pPr>
-              <w:spacing w:after="0"/>
-            </w:pPr>
-            <w:r>
-              <w:rPr>
-                <w:b w:val="0"/>
-                <w:i w:val="0"/>
-                <w:sz w:val="18"/>
-              </w:rPr>
-              <w:t>Optimisation and ML engineer</w:t>
-            </w:r>
-          </w:p>
-        </w:tc>
-        <w:tc>
-          <w:tcPr>
-            <w:tcW w:type="dxa" w:w="2993"/>
-          </w:tcPr>
-          <w:p>
-            <w:pPr>
-              <w:spacing w:after="0"/>
-            </w:pPr>
-            <w:r>
-              <w:rPr>
-                <w:b w:val="0"/>
-                <w:i w:val="0"/>
-                <w:sz w:val="18"/>
-              </w:rPr>
-              <w:t>[name]</w:t>
-            </w:r>
-          </w:p>
-        </w:tc>
-        <w:tc>
-          <w:tcPr>
-            <w:tcW w:type="dxa" w:w="3789"/>
+            <w:tcW w:type="dxa" w:w="3416"/>
+          </w:tcPr>
+          <w:p>
+            <w:pPr>
+              <w:spacing w:after="0"/>
+            </w:pPr>
+            <w:r>
+              <w:rPr>
+                <w:b w:val="0"/>
+                <w:i w:val="0"/>
+                <w:sz w:val="18"/>
+              </w:rPr>
+              <w:t>Team member</w:t>
+            </w:r>
+          </w:p>
+        </w:tc>
+        <w:tc>
+          <w:tcPr>
+            <w:tcW w:type="dxa" w:w="2746"/>
+          </w:tcPr>
+          <w:p>
+            <w:pPr>
+              <w:spacing w:after="0"/>
+            </w:pPr>
+            <w:r>
+              <w:rPr>
+                <w:b w:val="0"/>
+                <w:i w:val="0"/>
+                <w:sz w:val="18"/>
+              </w:rPr>
+              <w:t>P S Raghotham Rao</w:t>
+            </w:r>
+          </w:p>
+        </w:tc>
+        <w:tc>
+          <w:tcPr>
+            <w:tcW w:type="dxa" w:w="3476"/>
           </w:tcPr>
           <w:p>
             <w:pPr>
@@ -18838,55 +18838,55 @@
       <w:tr>
         <w:tc>
           <w:tcPr>
-            <w:tcW w:type="dxa" w:w="2855"/>
-          </w:tcPr>
-          <w:p>
-            <w:pPr>
-              <w:spacing w:after="0"/>
-            </w:pPr>
-            <w:r>
-              <w:rPr>
-                <w:b w:val="0"/>
-                <w:i w:val="0"/>
-                <w:sz w:val="18"/>
-              </w:rPr>
-              <w:t>Full-stack and messaging engineer</w:t>
-            </w:r>
-          </w:p>
-        </w:tc>
-        <w:tc>
-          <w:tcPr>
-            <w:tcW w:type="dxa" w:w="2993"/>
-          </w:tcPr>
-          <w:p>
-            <w:pPr>
-              <w:spacing w:after="0"/>
-            </w:pPr>
-            <w:r>
-              <w:rPr>
-                <w:b w:val="0"/>
-                <w:i w:val="0"/>
-                <w:sz w:val="18"/>
-              </w:rPr>
-              <w:t>[name]</w:t>
-            </w:r>
-          </w:p>
-        </w:tc>
-        <w:tc>
-          <w:tcPr>
-            <w:tcW w:type="dxa" w:w="3789"/>
-          </w:tcPr>
-          <w:p>
-            <w:pPr>
-              <w:spacing w:after="0"/>
-            </w:pPr>
-            <w:r>
-              <w:rPr>
-                <w:b w:val="0"/>
-                <w:i w:val="0"/>
-                <w:sz w:val="18"/>
-              </w:rPr>
-              <w:t>full sprint</w:t>
+            <w:tcW w:type="dxa" w:w="3416"/>
+          </w:tcPr>
+          <w:p>
+            <w:pPr>
+              <w:spacing w:after="0"/>
+            </w:pPr>
+            <w:r>
+              <w:rPr>
+                <w:b w:val="0"/>
+                <w:i w:val="0"/>
+                <w:sz w:val="18"/>
+              </w:rPr>
+              <w:t>Team member</w:t>
+            </w:r>
+          </w:p>
+        </w:tc>
+        <w:tc>
+          <w:tcPr>
+            <w:tcW w:type="dxa" w:w="2746"/>
+          </w:tcPr>
+          <w:p>
+            <w:pPr>
+              <w:spacing w:after="0"/>
+            </w:pPr>
+            <w:r>
+              <w:rPr>
+                <w:b w:val="0"/>
+                <w:i w:val="0"/>
+                <w:sz w:val="18"/>
+              </w:rPr>
+              <w:t>Dr Shirley Lewis Salins</w:t>
+            </w:r>
+          </w:p>
+        </w:tc>
+        <w:tc>
+          <w:tcPr>
+            <w:tcW w:type="dxa" w:w="3476"/>
+          </w:tcPr>
+          <w:p>
+            <w:pPr>
+              <w:spacing w:after="0"/>
+            </w:pPr>
+            <w:r>
+              <w:rPr>
+                <w:b w:val="0"/>
+                <w:i w:val="0"/>
+                <w:sz w:val="18"/>
+              </w:rPr>
+              <w:t>sprint and pilot</w:t>
             </w:r>
           </w:p>
         </w:tc>
@@ -18894,55 +18894,55 @@
       <w:tr>
         <w:tc>
           <w:tcPr>
-            <w:tcW w:type="dxa" w:w="2855"/>
-          </w:tcPr>
-          <w:p>
-            <w:pPr>
-              <w:spacing w:after="0"/>
-            </w:pPr>
-            <w:r>
-              <w:rPr>
-                <w:b w:val="0"/>
-                <w:i w:val="0"/>
-                <w:sz w:val="18"/>
-              </w:rPr>
-              <w:t>RTT champion (pilot)</w:t>
-            </w:r>
-          </w:p>
-        </w:tc>
-        <w:tc>
-          <w:tcPr>
-            <w:tcW w:type="dxa" w:w="2993"/>
-          </w:tcPr>
-          <w:p>
-            <w:pPr>
-              <w:spacing w:after="0"/>
-            </w:pPr>
-            <w:r>
-              <w:rPr>
-                <w:b w:val="0"/>
-                <w:i w:val="0"/>
-                <w:sz w:val="18"/>
-              </w:rPr>
-              <w:t>[to be nominated by the department]</w:t>
-            </w:r>
-          </w:p>
-        </w:tc>
-        <w:tc>
-          <w:tcPr>
-            <w:tcW w:type="dxa" w:w="3789"/>
-          </w:tcPr>
-          <w:p>
-            <w:pPr>
-              <w:spacing w:after="0"/>
-            </w:pPr>
-            <w:r>
-              <w:rPr>
-                <w:b w:val="0"/>
-                <w:i w:val="0"/>
-                <w:sz w:val="18"/>
-              </w:rPr>
-              <w:t>about 1 h per week</w:t>
+            <w:tcW w:type="dxa" w:w="3416"/>
+          </w:tcPr>
+          <w:p>
+            <w:pPr>
+              <w:spacing w:after="0"/>
+            </w:pPr>
+            <w:r>
+              <w:rPr>
+                <w:b w:val="0"/>
+                <w:i w:val="0"/>
+                <w:sz w:val="18"/>
+              </w:rPr>
+              <w:t>Team member</w:t>
+            </w:r>
+          </w:p>
+        </w:tc>
+        <w:tc>
+          <w:tcPr>
+            <w:tcW w:type="dxa" w:w="2746"/>
+          </w:tcPr>
+          <w:p>
+            <w:pPr>
+              <w:spacing w:after="0"/>
+            </w:pPr>
+            <w:r>
+              <w:rPr>
+                <w:b w:val="0"/>
+                <w:i w:val="0"/>
+                <w:sz w:val="18"/>
+              </w:rPr>
+              <w:t>Dr Umesh Velu</w:t>
+            </w:r>
+          </w:p>
+        </w:tc>
+        <w:tc>
+          <w:tcPr>
+            <w:tcW w:type="dxa" w:w="3476"/>
+          </w:tcPr>
+          <w:p>
+            <w:pPr>
+              <w:spacing w:after="0"/>
+            </w:pPr>
+            <w:r>
+              <w:rPr>
+                <w:b w:val="0"/>
+                <w:i w:val="0"/>
+                <w:sz w:val="18"/>
+              </w:rPr>
+              <w:t>sprint and pilot</w:t>
             </w:r>
           </w:p>
         </w:tc>
@@ -18950,55 +18950,55 @@
       <w:tr>
         <w:tc>
           <w:tcPr>
-            <w:tcW w:type="dxa" w:w="2855"/>
-          </w:tcPr>
-          <w:p>
-            <w:pPr>
-              <w:spacing w:after="0"/>
-            </w:pPr>
-            <w:r>
-              <w:rPr>
-                <w:b w:val="0"/>
-                <w:i w:val="0"/>
-                <w:sz w:val="18"/>
-              </w:rPr>
-              <w:t>Plan approver</w:t>
-            </w:r>
-          </w:p>
-        </w:tc>
-        <w:tc>
-          <w:tcPr>
-            <w:tcW w:type="dxa" w:w="2993"/>
-          </w:tcPr>
-          <w:p>
-            <w:pPr>
-              <w:spacing w:after="0"/>
-            </w:pPr>
-            <w:r>
-              <w:rPr>
-                <w:b w:val="0"/>
-                <w:i w:val="0"/>
-                <w:sz w:val="18"/>
-              </w:rPr>
-              <w:t>designated senior RTT or oncologist</w:t>
-            </w:r>
-          </w:p>
-        </w:tc>
-        <w:tc>
-          <w:tcPr>
-            <w:tcW w:type="dxa" w:w="3789"/>
-          </w:tcPr>
-          <w:p>
-            <w:pPr>
-              <w:spacing w:after="0"/>
-            </w:pPr>
-            <w:r>
-              <w:rPr>
-                <w:b w:val="0"/>
-                <w:i w:val="0"/>
-                <w:sz w:val="18"/>
-              </w:rPr>
-              <w:t>daily during the live phase</w:t>
+            <w:tcW w:type="dxa" w:w="3416"/>
+          </w:tcPr>
+          <w:p>
+            <w:pPr>
+              <w:spacing w:after="0"/>
+            </w:pPr>
+            <w:r>
+              <w:rPr>
+                <w:b w:val="0"/>
+                <w:i w:val="0"/>
+                <w:sz w:val="18"/>
+              </w:rPr>
+              <w:t>RTT champion (pilot)</w:t>
+            </w:r>
+          </w:p>
+        </w:tc>
+        <w:tc>
+          <w:tcPr>
+            <w:tcW w:type="dxa" w:w="2746"/>
+          </w:tcPr>
+          <w:p>
+            <w:pPr>
+              <w:spacing w:after="0"/>
+            </w:pPr>
+            <w:r>
+              <w:rPr>
+                <w:b w:val="0"/>
+                <w:i w:val="0"/>
+                <w:sz w:val="18"/>
+              </w:rPr>
+              <w:t>[to be nominated by the department]</w:t>
+            </w:r>
+          </w:p>
+        </w:tc>
+        <w:tc>
+          <w:tcPr>
+            <w:tcW w:type="dxa" w:w="3476"/>
+          </w:tcPr>
+          <w:p>
+            <w:pPr>
+              <w:spacing w:after="0"/>
+            </w:pPr>
+            <w:r>
+              <w:rPr>
+                <w:b w:val="0"/>
+                <w:i w:val="0"/>
+                <w:sz w:val="18"/>
+              </w:rPr>
+              <w:t>about 1 h per week</w:t>
             </w:r>
           </w:p>
         </w:tc>
@@ -19006,55 +19006,55 @@
       <w:tr>
         <w:tc>
           <w:tcPr>
-            <w:tcW w:type="dxa" w:w="2855"/>
-          </w:tcPr>
-          <w:p>
-            <w:pPr>
-              <w:spacing w:after="0"/>
-            </w:pPr>
-            <w:r>
-              <w:rPr>
-                <w:b w:val="0"/>
-                <w:i w:val="0"/>
-                <w:sz w:val="18"/>
-              </w:rPr>
-              <w:t>Medical physicist</w:t>
-            </w:r>
-          </w:p>
-        </w:tc>
-        <w:tc>
-          <w:tcPr>
-            <w:tcW w:type="dxa" w:w="2993"/>
-          </w:tcPr>
-          <w:p>
-            <w:pPr>
-              <w:spacing w:after="0"/>
-            </w:pPr>
-            <w:r>
-              <w:rPr>
-                <w:b w:val="0"/>
-                <w:i w:val="0"/>
-                <w:sz w:val="18"/>
-              </w:rPr>
-              <w:t>[to be nominated]</w:t>
-            </w:r>
-          </w:p>
-        </w:tc>
-        <w:tc>
-          <w:tcPr>
-            <w:tcW w:type="dxa" w:w="3789"/>
-          </w:tcPr>
-          <w:p>
-            <w:pPr>
-              <w:spacing w:after="0"/>
-            </w:pPr>
-            <w:r>
-              <w:rPr>
-                <w:b w:val="0"/>
-                <w:i w:val="0"/>
-                <w:sz w:val="18"/>
-              </w:rPr>
-              <w:t>machine capability matrix; rule review</w:t>
+            <w:tcW w:type="dxa" w:w="3416"/>
+          </w:tcPr>
+          <w:p>
+            <w:pPr>
+              <w:spacing w:after="0"/>
+            </w:pPr>
+            <w:r>
+              <w:rPr>
+                <w:b w:val="0"/>
+                <w:i w:val="0"/>
+                <w:sz w:val="18"/>
+              </w:rPr>
+              <w:t>Plan approver</w:t>
+            </w:r>
+          </w:p>
+        </w:tc>
+        <w:tc>
+          <w:tcPr>
+            <w:tcW w:type="dxa" w:w="2746"/>
+          </w:tcPr>
+          <w:p>
+            <w:pPr>
+              <w:spacing w:after="0"/>
+            </w:pPr>
+            <w:r>
+              <w:rPr>
+                <w:b w:val="0"/>
+                <w:i w:val="0"/>
+                <w:sz w:val="18"/>
+              </w:rPr>
+              <w:t>designated senior RTT or oncologist</w:t>
+            </w:r>
+          </w:p>
+        </w:tc>
+        <w:tc>
+          <w:tcPr>
+            <w:tcW w:type="dxa" w:w="3476"/>
+          </w:tcPr>
+          <w:p>
+            <w:pPr>
+              <w:spacing w:after="0"/>
+            </w:pPr>
+            <w:r>
+              <w:rPr>
+                <w:b w:val="0"/>
+                <w:i w:val="0"/>
+                <w:sz w:val="18"/>
+              </w:rPr>
+              <w:t>daily during the live phase</w:t>
             </w:r>
           </w:p>
         </w:tc>
@@ -19062,7 +19062,63 @@
       <w:tr>
         <w:tc>
           <w:tcPr>
-            <w:tcW w:type="dxa" w:w="2855"/>
+            <w:tcW w:type="dxa" w:w="3416"/>
+          </w:tcPr>
+          <w:p>
+            <w:pPr>
+              <w:spacing w:after="0"/>
+            </w:pPr>
+            <w:r>
+              <w:rPr>
+                <w:b w:val="0"/>
+                <w:i w:val="0"/>
+                <w:sz w:val="18"/>
+              </w:rPr>
+              <w:t>Medical physicist</w:t>
+            </w:r>
+          </w:p>
+        </w:tc>
+        <w:tc>
+          <w:tcPr>
+            <w:tcW w:type="dxa" w:w="2746"/>
+          </w:tcPr>
+          <w:p>
+            <w:pPr>
+              <w:spacing w:after="0"/>
+            </w:pPr>
+            <w:r>
+              <w:rPr>
+                <w:b w:val="0"/>
+                <w:i w:val="0"/>
+                <w:sz w:val="18"/>
+              </w:rPr>
+              <w:t>[to be nominated]</w:t>
+            </w:r>
+          </w:p>
+        </w:tc>
+        <w:tc>
+          <w:tcPr>
+            <w:tcW w:type="dxa" w:w="3476"/>
+          </w:tcPr>
+          <w:p>
+            <w:pPr>
+              <w:spacing w:after="0"/>
+            </w:pPr>
+            <w:r>
+              <w:rPr>
+                <w:b w:val="0"/>
+                <w:i w:val="0"/>
+                <w:sz w:val="18"/>
+              </w:rPr>
+              <w:t>machine capability matrix; rule review</w:t>
+            </w:r>
+          </w:p>
+        </w:tc>
+      </w:tr>
+      <w:tr>
+        <w:tc>
+          <w:tcPr>
+            <w:tcW w:type="dxa" w:w="3416"/>
           </w:tcPr>
           <w:p>
             <w:pPr>
@@ -19080,7 +19136,7 @@
         </w:tc>
         <w:tc>
           <w:tcPr>
-            <w:tcW w:type="dxa" w:w="2993"/>
+            <w:tcW w:type="dxa" w:w="2746"/>
           </w:tcPr>
           <w:p>
             <w:pPr>
@@ -19098,7 +19154,7 @@
         </w:tc>
         <w:tc>
           <w:tcPr>
-            <w:tcW w:type="dxa" w:w="3789"/>
+            <w:tcW w:type="dxa" w:w="3476"/>
           </w:tcPr>
           <w:p>
             <w:pPr>

--- a/docs/RAD-SMART_Research_Report.docx
+++ b/docs/RAD-SMART_Research_Report.docx
@@ -38,7 +38,7 @@
           <w:b w:val="0"/>
           <w:i w:val="0"/>
         </w:rPr>
-        <w:t>Team leader, problem owner and doctor partner: Dr Akshay Dinesan, Manipal · Technical lead: Abhinand T M · Team: P S Raghotham Rao, Dr Shirley Lewis Salins, Dr Umesh Velu · Version 1.2, 22 September 2026 (updated with the department's records)</w:t>
+        <w:t>Team: Dr Akshay Dinesan, Manipal (team leader, doctor partner) · Abhinand T M (technical lead) · P S Raghotham Rao (lead engineer) · Dr Shirley Lewis Salins (doctor partner) · Dr Umesh Velu (doctor partner) · Version 1.3, 24 September 2026</w:t>
       </w:r>
     </w:p>
     <w:p>
@@ -5459,6 +5459,22 @@
           <w:b/>
           <w:i w:val="0"/>
         </w:rPr>
+        <w:t>Keeping a patient's time stable.</w:t>
+      </w:r>
+      <w:r>
+        <w:rPr>
+          <w:b w:val="0"/>
+          <w:i w:val="0"/>
+        </w:rPr>
+        <w:t xml:space="preserve"> A patient attends every working day for weeks, so their time should not jump around the day. The objective costs every minute away from the patient's usual or preferred time, beyond a tolerance. In the pilot the slot is also anchored across the course: the first fraction sets it, and later fractions stay there unless a rule, a disruption or the patient's own request moves them. The PoC plans each day in isolation and draws every patient's current time from the department's recorded booking pattern, which clusters in the morning and again in the late evening, so it moves patients further than a real deployment would (Section 7.8).</w:t>
+      </w:r>
+    </w:p>
+    <w:p>
+      <w:r>
+        <w:rPr>
+          <w:b/>
+          <w:i w:val="0"/>
+        </w:rPr>
         <w:t>Reason codes.</w:t>
       </w:r>
       <w:r>
@@ -5815,7 +5831,7 @@
                 <w:i w:val="0"/>
                 <w:sz w:val="18"/>
               </w:rPr>
-              <w:t>Over 120 min</w:t>
+              <w:t>60–120 min</w:t>
             </w:r>
           </w:p>
         </w:tc>
@@ -5833,7 +5849,7 @@
                 <w:i w:val="0"/>
                 <w:sz w:val="18"/>
               </w:rPr>
-              <w:t>Some patients may be deferred or sent home after oncologist review. New starts are postponed to the next day, except urgent palliative starts. The oncologist or designated senior RTT approves</w:t>
+              <w:t>Not specified</w:t>
             </w:r>
           </w:p>
         </w:tc>
@@ -5851,7 +5867,7 @@
                 <w:i w:val="0"/>
                 <w:sz w:val="18"/>
               </w:rPr>
-              <w:t>Moves non-urgent new starts to the next day and re-plans everyone else. Deferrals are proposed only if the day cannot hold everyone, and patients who can still be told come first. Nobody already waiting or on the MHRC bus is proposed</w:t>
+              <w:t>Uses the shorter-downtime rule; the approver can switch to the longer-downtime rule with one tap</w:t>
             </w:r>
           </w:p>
         </w:tc>
@@ -5871,7 +5887,7 @@
                 <w:i w:val="0"/>
                 <w:sz w:val="18"/>
               </w:rPr>
-              <w:t>60–120 min</w:t>
+              <w:t>Over 120 min</w:t>
             </w:r>
           </w:p>
         </w:tc>
@@ -5889,7 +5905,7 @@
                 <w:i w:val="0"/>
                 <w:sz w:val="18"/>
               </w:rPr>
-              <w:t>Not specified</w:t>
+              <w:t>Some patients may be deferred or sent home after oncologist review. New starts are postponed to the next day, except urgent palliative starts. The oncologist or designated senior RTT approves</w:t>
             </w:r>
           </w:p>
         </w:tc>
@@ -5907,7 +5923,7 @@
                 <w:i w:val="0"/>
                 <w:sz w:val="18"/>
               </w:rPr>
-              <w:t>Uses the shorter-downtime rule; the approver can switch to the longer-downtime rule with one tap</w:t>
+              <w:t>Moves non-urgent new starts to the next day and re-plans everyone else. Deferrals are proposed only if the day cannot hold everyone, and patients who can still be told come first. Nobody already waiting or on the MHRC bus is proposed</w:t>
             </w:r>
           </w:p>
         </w:tc>
@@ -16902,6 +16918,36 @@
           <w:b/>
           <w:i w:val="0"/>
         </w:rPr>
+        <w:t>Times move further than they would in practice.</w:t>
+      </w:r>
+      <w:r>
+        <w:rPr>
+          <w:b w:val="0"/>
+          <w:i w:val="0"/>
+        </w:rPr>
+        <w:t xml:space="preserve"> Each PoC day is planned from scratch, and every patient's current time is drawn from the department's recorded booking pattern, which puts many patients in the same morning and evening slots. The plan therefore moves patients a median of 57 minutes, and 17 of the 87 by more than five hours: a patient booked at 08:50 today may be planned for 19:24. A real deployment anchors a patient's slot across their course (Section 6.4), so day-to-day times stay stable and only the first fraction is placed freely. Adding that anchor is part of the build sprint; we also tested a stronger penalty on large moves in the PoC, which shifted the day's pattern without reducing the moves, because it is today's clustered booking, not the cost, that makes them necessary.</w:t>
+      </w:r>
+    </w:p>
+    <w:p>
+      <w:pPr>
+        <w:tabs>
+          <w:tab w:pos="340" w:val="left"/>
+        </w:tabs>
+        <w:spacing w:after="40"/>
+        <w:ind w:left="340" w:hanging="255"/>
+      </w:pPr>
+      <w:r>
+        <w:rPr>
+          <w:color w:val="1C5CAB"/>
+        </w:rPr>
+        <w:t>•</w:t>
+        <w:tab/>
+      </w:r>
+      <w:r>
+        <w:rPr>
+          <w:b/>
+          <w:i w:val="0"/>
+        </w:rPr>
         <w:t>Patient behaviour.</w:t>
       </w:r>
       <w:r>
@@ -18613,7 +18659,7 @@
           <w:b w:val="0"/>
           <w:i w:val="0"/>
         </w:rPr>
-        <w:t xml:space="preserve"> The gain is concentrated where it hurts. Today one visit in ten ends in a wait of more than 109 minutes, and an evening patient waits about 66 minutes; in the PoC these fall to 76 and about 36. For an evening patient on a 25-fraction course, that is about 12 hours saved, and roughly as much again for the caregiver who comes along.</w:t>
+        <w:t xml:space="preserve"> The gain is concentrated where it hurts. Today one visit in ten ends in a wait of more than 109 minutes across all recorded days, and 130 on the busiest; an evening patient waits about 66 minutes. In the PoC, on a day busier than any recorded, these fall to 76 and about 36 minutes. For an evening patient on a 25-fraction course, that is about 12 hours saved, and roughly as much again for the caregiver who comes along.</w:t>
       </w:r>
     </w:p>
     <w:p>
@@ -20419,7 +20465,7 @@
                 <w:i w:val="0"/>
                 <w:sz w:val="18"/>
               </w:rPr>
-              <w:t>Team member</w:t>
+              <w:t>Lead engineer</w:t>
             </w:r>
           </w:p>
         </w:tc>
@@ -20475,7 +20521,7 @@
                 <w:i w:val="0"/>
                 <w:sz w:val="18"/>
               </w:rPr>
-              <w:t>Team member</w:t>
+              <w:t>Doctor partner</w:t>
             </w:r>
           </w:p>
         </w:tc>
@@ -20531,7 +20577,7 @@
                 <w:i w:val="0"/>
                 <w:sz w:val="18"/>
               </w:rPr>
-              <w:t>Team member</w:t>
+              <w:t>Doctor partner</w:t>
             </w:r>
           </w:p>
         </w:tc>
@@ -29783,7 +29829,7 @@
           <w:b w:val="0"/>
           <w:i w:val="0"/>
         </w:rPr>
-        <w:t xml:space="preserve">The full 87-patient plan is in </w:t>
+        <w:t xml:space="preserve">P024's time moves from 08:50 to 19:24 because today's booking clusters patients into the morning and the late evening, and the PoC plans each day from scratch; Sections 6.4 and 7.8 explain how a patient's slot is anchored across their course in a real deployment. The full 87-patient plan is in </w:t>
       </w:r>
       <w:r>
         <w:rPr>

--- a/docs/RAD-SMART_Research_Report.docx
+++ b/docs/RAD-SMART_Research_Report.docx
@@ -38,7 +38,7 @@
           <w:b w:val="0"/>
           <w:i w:val="0"/>
         </w:rPr>
-        <w:t>Team: Dr Akshay Dinesan, Manipal (team leader, doctor partner) · Abhinand T M (technical lead) · P S Raghotham Rao (lead engineer) · Dr Shirley Lewis Salins (doctor partner) · Dr Umesh Velu (doctor partner) · Version 1.4, 24 October 2026</w:t>
+        <w:t>Team: Dr Akshay Dinesan, Manipal (team leader, doctor partner) · Abhinand T M (technical lead) · P S Raghotham Rao (lead engineer) · Dr Shirley Lewis Salins (doctor partner) · Dr Umesh Velu (doctor partner) · Version 1.5, 27 October 2026</w:t>
       </w:r>
     </w:p>
     <w:p>
@@ -25541,7 +25541,7 @@
           <w:b w:val="0"/>
           <w:i w:val="0"/>
         </w:rPr>
-        <w:t xml:space="preserve"> On-premise deployment; role-based access; TLS; pseudonymised IDs in analytics; no personal identifiers sent to the language model; data minimisation and retention limits.</w:t>
+        <w:t xml:space="preserve"> On the hospital's server or in an Indian cloud region; role-based access checked on the server; TLS; pseudonymised IDs in analytics; no personal identifiers sent to the language model; data minimisation and retention limits.</w:t>
       </w:r>
     </w:p>
     <w:p>
@@ -26890,7 +26890,7 @@
                 <w:i w:val="0"/>
                 <w:sz w:val="18"/>
               </w:rPr>
-              <w:t>Docker Compose on an on-premise server or hospital VM</w:t>
+              <w:t>One Docker image (CARE's production build with both plugins, nginx, gunicorn). Live now on Microsoft Azure: Container Apps, Azure Database for PostgreSQL with daily backups, Container Registry, a daily job. For the pilot: the same image on the hospital's server (Docker Compose) or in an Indian Azure region</w:t>
             </w:r>
           </w:p>
         </w:tc>

--- a/docs/RAD-SMART_Research_Report.docx
+++ b/docs/RAD-SMART_Research_Report.docx
@@ -6220,7 +6220,21 @@
           <w:b w:val="0"/>
           <w:i w:val="0"/>
         </w:rPr>
-        <w:t xml:space="preserve"> proposes the nearest time that keeps every rule (and, separately, the nearest one inside the new-start reserve, for the approver to weigh), and the slot changes from the chosen date only when someone approves it. A missed fraction is added at the end of the course, in the same slot. The independent checker adds a ninth rule for these days: every patient is in their standing slot. The day optimiser above is still used for breakdowns, for the single-day tests in Section 7 and for any day the department chooses to re-plan in full.</w:t>
+        <w:t xml:space="preserve"> proposes the nearest time that keeps every rule (and, separately, the nearest one inside the new-start reserve, for the approver to weigh), and the slot changes from the chosen date only when someone approves it. Patients think in parts of the day more than exact minutes, so the doctor or the patient can state one: morning (08:30–12:00), afternoon (12:00–17:00) or evening (17:00–21:00). It is a soft goal that replaces "older patients earlier", and the hard rules and the new-start reserve still come first, so a new patient often starts outside it. Then, whenever a slot is freed, a </w:t>
+      </w:r>
+      <w:r>
+        <w:rPr>
+          <w:b w:val="0"/>
+          <w:i/>
+        </w:rPr>
+        <w:t>better-time</w:t>
+      </w:r>
+      <w:r>
+        <w:rPr>
+          <w:b w:val="0"/>
+          <w:i w:val="0"/>
+        </w:rPr>
+        <w:t xml:space="preserve"> pass looks at every patient outside their part of the day and finds a standing slot inside it, on the same machine, free on every remaining date from the next treatment day. Patients who gain most go first (preference weight × fractions left × minutes outside), and each offered slot is held, so no two offers share one. Each is an offer to staff, who ask the patient: a declined offer is not repeated unless the preference changes, an offer whose slot is taken is withdrawn, and nobody with three or fewer fractions left, or on a twice-daily course, is asked to move. A missed fraction is added at the end of the course, in the same slot. The independent checker adds a ninth rule for these days: every patient is in their standing slot. The day optimiser above is still used for breakdowns, for the single-day tests in Section 7 and for any day the department chooses to re-plan in full.</w:t>
       </w:r>
     </w:p>
     <w:p>
@@ -8156,7 +8170,7 @@
           <w:b w:val="0"/>
           <w:i w:val="0"/>
         </w:rPr>
-        <w:t>: a tick box for every hard rule (complex procedure, hospice bus, public transport, ABC unit, breast board, a time window, gap-sensitive course) and every soft goal (preferred time, paying, older, inpatient, dormitory, lives nearby). Age and technique tick their own boxes, and the rules that always apply are listed under the checklist.</w:t>
+        <w:t>: a tick box for every hard rule (complex procedure, hospice bus, public transport, ABC unit, breast board, a time window, gap-sensitive course) and every soft goal (a preferred part of the day, paying, older, inpatient, dormitory, lives nearby). Age and technique tick their own boxes, and the rules that always apply are listed under the checklist.</w:t>
       </w:r>
     </w:p>
     <w:p>
@@ -8345,21 +8359,21 @@
           <w:b w:val="0"/>
           <w:i w:val="0"/>
         </w:rPr>
-        <w:t xml:space="preserve"> adds a missed fraction at the end of the course. Slot-change requests wait on </w:t>
+        <w:t xml:space="preserve"> adds a missed fraction at the end of the course. Patients rarely come at exactly their time, and the department treats whoever is ready rather than keep the machine idle, so the board keeps the plan as an order: each machine shows who is in the room, </w:t>
       </w:r>
       <w:r>
         <w:rPr>
           <w:b/>
           <w:i w:val="0"/>
         </w:rPr>
-        <w:t>Courses</w:t>
+        <w:t>Call next</w:t>
       </w:r>
       <w:r>
         <w:rPr>
           <w:b w:val="0"/>
           <w:i w:val="0"/>
         </w:rPr>
-        <w:t xml:space="preserve"> for a decision.</w:t>
+        <w:t xml:space="preserve"> (the first patient in plan order who has arrived) and how far it runs behind, and flags patients past their time and those often late. A technologist can take anyone in out of turn; RAD-SMART asks for a one-tap reason, shows what to check (bladder preparation, senior staff, a shared accessory) and records it, but never blocks. Slot-change requests, and RAD-SMART's offers of a better time (Section 6.4), wait beside the patient for a decision.</w:t>
       </w:r>
     </w:p>
     <w:p>
@@ -17537,7 +17551,7 @@
           <w:b w:val="0"/>
           <w:i w:val="0"/>
         </w:rPr>
-        <w:t xml:space="preserve"> The gains in waiting are clear, and so are the costs. The evening runs about two hours later, still inside the department's hours, because patients are spread out instead of being given the same time and 150 minutes before 17:00 is kept for new starts. One new patient in five starts later, by less than half a working day on average. And a patient who asks for a particular time rarely gets it: today they are given that time but then wait in the queue, while a standing slot must be free on every day of the course. A slot-change request moves them when a nearer slot frees up, as courses end every day. These are the department's choices to weigh, and the pilot measures them.</w:t>
+        <w:t xml:space="preserve"> The gains in waiting are clear, and so are the costs. The evening runs about two hours later, still inside the department's hours, because patients are spread out instead of being given the same time and 150 minutes before 17:00 is kept for new starts. One new patient in five starts later, by less than half a working day on average. And a patient who asks for a particular time rarely gets it: today they are given that time but then wait in the queue, while a standing slot must be free on every day of the course. A slot-change request, or RAD-SMART's own offer of a time inside their preferred part of the day, moves them when a nearer slot frees up, as courses end every day. These are the department's choices to weigh, and the pilot measures them.</w:t>
       </w:r>
     </w:p>
     <w:p>
